--- a/docs/Cryptocurrency_Market_Analysis_System_Report.docx
+++ b/docs/Cryptocurrency_Market_Analysis_System_Report.docx
@@ -1545,7 +1545,7 @@
           <w:sz w:val="21"/>
           <w:szCs w:val="21"/>
         </w:rPr>
-        <w:t xml:space="preserve">	11</w:t>
+        <w:t xml:space="preserve">	12</w:t>
       </w:r>
     </w:p>
     <w:p>
@@ -1576,7 +1576,7 @@
           <w:sz w:val="21"/>
           <w:szCs w:val="21"/>
         </w:rPr>
-        <w:t xml:space="preserve">	11</w:t>
+        <w:t xml:space="preserve">	12</w:t>
       </w:r>
     </w:p>
     <w:p>
@@ -1636,7 +1636,7 @@
           <w:sz w:val="21"/>
           <w:szCs w:val="21"/>
         </w:rPr>
-        <w:t xml:space="preserve">	12</w:t>
+        <w:t xml:space="preserve">	13</w:t>
       </w:r>
     </w:p>
     <w:p>
@@ -1666,7 +1666,7 @@
           <w:sz w:val="21"/>
           <w:szCs w:val="21"/>
         </w:rPr>
-        <w:t xml:space="preserve">	12</w:t>
+        <w:t xml:space="preserve">	13</w:t>
       </w:r>
     </w:p>
     <w:p>
@@ -1696,7 +1696,7 @@
           <w:sz w:val="21"/>
           <w:szCs w:val="21"/>
         </w:rPr>
-        <w:t xml:space="preserve">	13</w:t>
+        <w:t xml:space="preserve">	14</w:t>
       </w:r>
     </w:p>
     <w:p>
@@ -1760,7 +1760,7 @@
           <w:sz w:val="21"/>
           <w:szCs w:val="21"/>
         </w:rPr>
-        <w:t xml:space="preserve">The system is engineered with a strict layered architecture, centralised preprocessing that reports what it did to every dataset, and a distribution that ships with a populated cache of real API responses so that it runs in under a second with no credentials and no network connection. A suite of 209 automated tests covers the analysis layer at 92–97%.</w:t>
+        <w:t xml:space="preserve">The system is engineered with a strict layered architecture, centralised preprocessing that reports what it did to every dataset, and a distribution that ships with a populated cache of real API responses so that it runs in under a second with no credentials and no network connection. A suite of 220 automated tests covers the analysis layer at 92–97%.</w:t>
       </w:r>
     </w:p>
     <w:p>
@@ -1774,7 +1774,7 @@
           <w:sz w:val="21"/>
           <w:szCs w:val="21"/>
         </w:rPr>
-        <w:t xml:space="preserve">A methodological commitment runs through the work: every model is reported against a baseline that is hard to beat by accident, and negative results are stated as findings rather than concealed. The ARIMA model does not beat a random walk, and the direction classifier shows no lift outside the noise. Both outcomes are correct for daily cryptocurrency returns, and the system says so explicitly.</w:t>
+        <w:t xml:space="preserve">A methodological commitment runs through the work: every model is reported against a baseline that is hard to beat by accident, and negative results are stated as findings rather than concealed. The ARIMA model does not beat a random walk — for Bitcoin it *is* a random walk, by order selection — and the direction classifier shows no lift outside the noise. The one pattern the study might have overclaimed, a regime-dependent shift in correlation, is subjected to significance testing and reported as a hypothesis the sample cannot settle.</w:t>
       </w:r>
     </w:p>
     <w:p>
@@ -6374,7 +6374,7 @@
           <w:sz w:val="21"/>
           <w:szCs w:val="21"/>
         </w:rPr>
-        <w:t xml:space="preserve">The analysis layer is covered by 209 automated tests. Because every analytical function is pure, each can be exercised against constructed inputs whose correct output is known analytically rather than merely observed.</w:t>
+        <w:t xml:space="preserve">The analysis layer is covered by 220 automated tests. Because every analytical function is pure, each can be exercised against constructed inputs whose correct output is known analytically rather than merely observed.</w:t>
       </w:r>
     </w:p>
     <w:tbl>
@@ -6607,7 +6607,7 @@
                 <w:sz w:val="19"/>
                 <w:szCs w:val="19"/>
               </w:rPr>
-              <w:t xml:space="preserve">95%</w:t>
+              <w:t xml:space="preserve">96%</w:t>
             </w:r>
           </w:p>
         </w:tc>
@@ -6661,7 +6661,7 @@
                 <w:sz w:val="19"/>
                 <w:szCs w:val="19"/>
               </w:rPr>
-              <w:t xml:space="preserve">95%</w:t>
+              <w:t xml:space="preserve">97%</w:t>
             </w:r>
           </w:p>
         </w:tc>
@@ -8836,7 +8836,7 @@
           <w:sz w:val="21"/>
           <w:szCs w:val="21"/>
         </w:rPr>
-        <w:t xml:space="preserve">Splitting the sample by market regime contradicts that reading.</w:t>
+        <w:t xml:space="preserve">Splitting the sample by market regime produces a consistent pattern in the opposite direction. Correlation with the equity benchmark is higher for all six assets on the benchmark’s worst decile of days than on the remainder:</w:t>
       </w:r>
     </w:p>
     <w:tbl>
@@ -8852,10 +8852,12 @@
         </w:tblBorders>
       </w:tblPr>
       <w:tblGrid>
-        <w:gridCol w:w="1800"/>
-        <w:gridCol w:w="2600"/>
-        <w:gridCol w:w="2600"/>
-        <w:gridCol w:w="2026"/>
+        <w:gridCol w:w="1197"/>
+        <w:gridCol w:w="1895"/>
+        <w:gridCol w:w="1895"/>
+        <w:gridCol w:w="1297"/>
+        <w:gridCol w:w="1346"/>
+        <w:gridCol w:w="1396"/>
       </w:tblGrid>
       <w:tr>
         <w:trPr>
@@ -8863,7 +8865,7 @@
         </w:trPr>
         <w:tc>
           <w:tcPr>
-            <w:tcW w:type="dxa" w:w="1800"/>
+            <w:tcW w:type="dxa" w:w="1197"/>
             <w:shd w:fill="1F4E9E" w:color="auto" w:val="clear"/>
             <w:tcMar>
               <w:top w:type="dxa" w:w="60"/>
@@ -8891,7 +8893,7 @@
         </w:tc>
         <w:tc>
           <w:tcPr>
-            <w:tcW w:type="dxa" w:w="2600"/>
+            <w:tcW w:type="dxa" w:w="1895"/>
             <w:shd w:fill="1F4E9E" w:color="auto" w:val="clear"/>
             <w:tcMar>
               <w:top w:type="dxa" w:w="60"/>
@@ -8919,7 +8921,7 @@
         </w:tc>
         <w:tc>
           <w:tcPr>
-            <w:tcW w:type="dxa" w:w="2600"/>
+            <w:tcW w:type="dxa" w:w="1895"/>
             <w:shd w:fill="1F4E9E" w:color="auto" w:val="clear"/>
             <w:tcMar>
               <w:top w:type="dxa" w:w="60"/>
@@ -8947,7 +8949,7 @@
         </w:tc>
         <w:tc>
           <w:tcPr>
-            <w:tcW w:type="dxa" w:w="2026"/>
+            <w:tcW w:type="dxa" w:w="1297"/>
             <w:shd w:fill="1F4E9E" w:color="auto" w:val="clear"/>
             <w:tcMar>
               <w:top w:type="dxa" w:w="60"/>
@@ -8973,11 +8975,67 @@
             </w:r>
           </w:p>
         </w:tc>
+        <w:tc>
+          <w:tcPr>
+            <w:tcW w:type="dxa" w:w="1346"/>
+            <w:shd w:fill="1F4E9E" w:color="auto" w:val="clear"/>
+            <w:tcMar>
+              <w:top w:type="dxa" w:w="60"/>
+              <w:left w:type="dxa" w:w="100"/>
+              <w:bottom w:type="dxa" w:w="60"/>
+              <w:right w:type="dxa" w:w="100"/>
+            </w:tcMar>
+          </w:tcPr>
+          <w:p>
+            <w:pPr>
+              <w:spacing w:after="0"/>
+            </w:pPr>
+            <w:r>
+              <w:rPr>
+                <w:rFonts w:ascii="Calibri" w:cs="Calibri" w:eastAsia="Calibri" w:hAnsi="Calibri"/>
+                <w:b/>
+                <w:bCs/>
+                <w:color w:val="FFFFFF"/>
+                <w:sz w:val="19"/>
+                <w:szCs w:val="19"/>
+              </w:rPr>
+              <w:t xml:space="preserve">Fisher p</w:t>
+            </w:r>
+          </w:p>
+        </w:tc>
+        <w:tc>
+          <w:tcPr>
+            <w:tcW w:type="dxa" w:w="1396"/>
+            <w:shd w:fill="1F4E9E" w:color="auto" w:val="clear"/>
+            <w:tcMar>
+              <w:top w:type="dxa" w:w="60"/>
+              <w:left w:type="dxa" w:w="100"/>
+              <w:bottom w:type="dxa" w:w="60"/>
+              <w:right w:type="dxa" w:w="100"/>
+            </w:tcMar>
+          </w:tcPr>
+          <w:p>
+            <w:pPr>
+              <w:spacing w:after="0"/>
+            </w:pPr>
+            <w:r>
+              <w:rPr>
+                <w:rFonts w:ascii="Calibri" w:cs="Calibri" w:eastAsia="Calibri" w:hAnsi="Calibri"/>
+                <w:b/>
+                <w:bCs/>
+                <w:color w:val="FFFFFF"/>
+                <w:sz w:val="19"/>
+                <w:szCs w:val="19"/>
+              </w:rPr>
+              <w:t xml:space="preserve">Permutation p</w:t>
+            </w:r>
+          </w:p>
+        </w:tc>
       </w:tr>
       <w:tr>
         <w:tc>
           <w:tcPr>
-            <w:tcW w:type="dxa" w:w="1800"/>
+            <w:tcW w:type="dxa" w:w="1197"/>
             <w:tcMar>
               <w:top w:type="dxa" w:w="60"/>
               <w:left w:type="dxa" w:w="100"/>
@@ -9002,7 +9060,7 @@
         </w:tc>
         <w:tc>
           <w:tcPr>
-            <w:tcW w:type="dxa" w:w="2600"/>
+            <w:tcW w:type="dxa" w:w="1895"/>
             <w:tcMar>
               <w:top w:type="dxa" w:w="60"/>
               <w:left w:type="dxa" w:w="100"/>
@@ -9027,7 +9085,7 @@
         </w:tc>
         <w:tc>
           <w:tcPr>
-            <w:tcW w:type="dxa" w:w="2600"/>
+            <w:tcW w:type="dxa" w:w="1895"/>
             <w:tcMar>
               <w:top w:type="dxa" w:w="60"/>
               <w:left w:type="dxa" w:w="100"/>
@@ -9052,7 +9110,7 @@
         </w:tc>
         <w:tc>
           <w:tcPr>
-            <w:tcW w:type="dxa" w:w="2026"/>
+            <w:tcW w:type="dxa" w:w="1297"/>
             <w:tcMar>
               <w:top w:type="dxa" w:w="60"/>
               <w:left w:type="dxa" w:w="100"/>
@@ -9072,6 +9130,56 @@
                 <w:szCs w:val="19"/>
               </w:rPr>
               <w:t xml:space="preserve">+0.15</w:t>
+            </w:r>
+          </w:p>
+        </w:tc>
+        <w:tc>
+          <w:tcPr>
+            <w:tcW w:type="dxa" w:w="1346"/>
+            <w:tcMar>
+              <w:top w:type="dxa" w:w="60"/>
+              <w:left w:type="dxa" w:w="100"/>
+              <w:bottom w:type="dxa" w:w="60"/>
+              <w:right w:type="dxa" w:w="100"/>
+            </w:tcMar>
+          </w:tcPr>
+          <w:p>
+            <w:pPr>
+              <w:spacing w:after="0"/>
+            </w:pPr>
+            <w:r>
+              <w:rPr>
+                <w:rFonts w:ascii="Calibri" w:cs="Calibri" w:eastAsia="Calibri" w:hAnsi="Calibri"/>
+                <w:color w:val="374151"/>
+                <w:sz w:val="19"/>
+                <w:szCs w:val="19"/>
+              </w:rPr>
+              <w:t xml:space="preserve">0.51</w:t>
+            </w:r>
+          </w:p>
+        </w:tc>
+        <w:tc>
+          <w:tcPr>
+            <w:tcW w:type="dxa" w:w="1396"/>
+            <w:tcMar>
+              <w:top w:type="dxa" w:w="60"/>
+              <w:left w:type="dxa" w:w="100"/>
+              <w:bottom w:type="dxa" w:w="60"/>
+              <w:right w:type="dxa" w:w="100"/>
+            </w:tcMar>
+          </w:tcPr>
+          <w:p>
+            <w:pPr>
+              <w:spacing w:after="0"/>
+            </w:pPr>
+            <w:r>
+              <w:rPr>
+                <w:rFonts w:ascii="Calibri" w:cs="Calibri" w:eastAsia="Calibri" w:hAnsi="Calibri"/>
+                <w:color w:val="374151"/>
+                <w:sz w:val="19"/>
+                <w:szCs w:val="19"/>
+              </w:rPr>
+              <w:t xml:space="preserve">0.53</w:t>
             </w:r>
           </w:p>
         </w:tc>
@@ -9079,7 +9187,7 @@
       <w:tr>
         <w:tc>
           <w:tcPr>
-            <w:tcW w:type="dxa" w:w="1800"/>
+            <w:tcW w:type="dxa" w:w="1197"/>
             <w:shd w:fill="F3F4F6" w:color="auto" w:val="clear"/>
             <w:tcMar>
               <w:top w:type="dxa" w:w="60"/>
@@ -9105,7 +9213,7 @@
         </w:tc>
         <w:tc>
           <w:tcPr>
-            <w:tcW w:type="dxa" w:w="2600"/>
+            <w:tcW w:type="dxa" w:w="1895"/>
             <w:shd w:fill="F3F4F6" w:color="auto" w:val="clear"/>
             <w:tcMar>
               <w:top w:type="dxa" w:w="60"/>
@@ -9131,7 +9239,7 @@
         </w:tc>
         <w:tc>
           <w:tcPr>
-            <w:tcW w:type="dxa" w:w="2600"/>
+            <w:tcW w:type="dxa" w:w="1895"/>
             <w:shd w:fill="F3F4F6" w:color="auto" w:val="clear"/>
             <w:tcMar>
               <w:top w:type="dxa" w:w="60"/>
@@ -9157,7 +9265,7 @@
         </w:tc>
         <w:tc>
           <w:tcPr>
-            <w:tcW w:type="dxa" w:w="2026"/>
+            <w:tcW w:type="dxa" w:w="1297"/>
             <w:shd w:fill="F3F4F6" w:color="auto" w:val="clear"/>
             <w:tcMar>
               <w:top w:type="dxa" w:w="60"/>
@@ -9178,6 +9286,58 @@
                 <w:szCs w:val="19"/>
               </w:rPr>
               <w:t xml:space="preserve">+0.21</w:t>
+            </w:r>
+          </w:p>
+        </w:tc>
+        <w:tc>
+          <w:tcPr>
+            <w:tcW w:type="dxa" w:w="1346"/>
+            <w:shd w:fill="F3F4F6" w:color="auto" w:val="clear"/>
+            <w:tcMar>
+              <w:top w:type="dxa" w:w="60"/>
+              <w:left w:type="dxa" w:w="100"/>
+              <w:bottom w:type="dxa" w:w="60"/>
+              <w:right w:type="dxa" w:w="100"/>
+            </w:tcMar>
+          </w:tcPr>
+          <w:p>
+            <w:pPr>
+              <w:spacing w:after="0"/>
+            </w:pPr>
+            <w:r>
+              <w:rPr>
+                <w:rFonts w:ascii="Calibri" w:cs="Calibri" w:eastAsia="Calibri" w:hAnsi="Calibri"/>
+                <w:color w:val="374151"/>
+                <w:sz w:val="19"/>
+                <w:szCs w:val="19"/>
+              </w:rPr>
+              <w:t xml:space="preserve">0.34</w:t>
+            </w:r>
+          </w:p>
+        </w:tc>
+        <w:tc>
+          <w:tcPr>
+            <w:tcW w:type="dxa" w:w="1396"/>
+            <w:shd w:fill="F3F4F6" w:color="auto" w:val="clear"/>
+            <w:tcMar>
+              <w:top w:type="dxa" w:w="60"/>
+              <w:left w:type="dxa" w:w="100"/>
+              <w:bottom w:type="dxa" w:w="60"/>
+              <w:right w:type="dxa" w:w="100"/>
+            </w:tcMar>
+          </w:tcPr>
+          <w:p>
+            <w:pPr>
+              <w:spacing w:after="0"/>
+            </w:pPr>
+            <w:r>
+              <w:rPr>
+                <w:rFonts w:ascii="Calibri" w:cs="Calibri" w:eastAsia="Calibri" w:hAnsi="Calibri"/>
+                <w:color w:val="374151"/>
+                <w:sz w:val="19"/>
+                <w:szCs w:val="19"/>
+              </w:rPr>
+              <w:t xml:space="preserve">0.37</w:t>
             </w:r>
           </w:p>
         </w:tc>
@@ -9185,7 +9345,7 @@
       <w:tr>
         <w:tc>
           <w:tcPr>
-            <w:tcW w:type="dxa" w:w="1800"/>
+            <w:tcW w:type="dxa" w:w="1197"/>
             <w:tcMar>
               <w:top w:type="dxa" w:w="60"/>
               <w:left w:type="dxa" w:w="100"/>
@@ -9210,7 +9370,7 @@
         </w:tc>
         <w:tc>
           <w:tcPr>
-            <w:tcW w:type="dxa" w:w="2600"/>
+            <w:tcW w:type="dxa" w:w="1895"/>
             <w:tcMar>
               <w:top w:type="dxa" w:w="60"/>
               <w:left w:type="dxa" w:w="100"/>
@@ -9235,7 +9395,7 @@
         </w:tc>
         <w:tc>
           <w:tcPr>
-            <w:tcW w:type="dxa" w:w="2600"/>
+            <w:tcW w:type="dxa" w:w="1895"/>
             <w:tcMar>
               <w:top w:type="dxa" w:w="60"/>
               <w:left w:type="dxa" w:w="100"/>
@@ -9260,7 +9420,7 @@
         </w:tc>
         <w:tc>
           <w:tcPr>
-            <w:tcW w:type="dxa" w:w="2026"/>
+            <w:tcW w:type="dxa" w:w="1297"/>
             <w:tcMar>
               <w:top w:type="dxa" w:w="60"/>
               <w:left w:type="dxa" w:w="100"/>
@@ -9280,6 +9440,56 @@
                 <w:szCs w:val="19"/>
               </w:rPr>
               <w:t xml:space="preserve">+0.11</w:t>
+            </w:r>
+          </w:p>
+        </w:tc>
+        <w:tc>
+          <w:tcPr>
+            <w:tcW w:type="dxa" w:w="1346"/>
+            <w:tcMar>
+              <w:top w:type="dxa" w:w="60"/>
+              <w:left w:type="dxa" w:w="100"/>
+              <w:bottom w:type="dxa" w:w="60"/>
+              <w:right w:type="dxa" w:w="100"/>
+            </w:tcMar>
+          </w:tcPr>
+          <w:p>
+            <w:pPr>
+              <w:spacing w:after="0"/>
+            </w:pPr>
+            <w:r>
+              <w:rPr>
+                <w:rFonts w:ascii="Calibri" w:cs="Calibri" w:eastAsia="Calibri" w:hAnsi="Calibri"/>
+                <w:color w:val="374151"/>
+                <w:sz w:val="19"/>
+                <w:szCs w:val="19"/>
+              </w:rPr>
+              <w:t xml:space="preserve">0.62</w:t>
+            </w:r>
+          </w:p>
+        </w:tc>
+        <w:tc>
+          <w:tcPr>
+            <w:tcW w:type="dxa" w:w="1396"/>
+            <w:tcMar>
+              <w:top w:type="dxa" w:w="60"/>
+              <w:left w:type="dxa" w:w="100"/>
+              <w:bottom w:type="dxa" w:w="60"/>
+              <w:right w:type="dxa" w:w="100"/>
+            </w:tcMar>
+          </w:tcPr>
+          <w:p>
+            <w:pPr>
+              <w:spacing w:after="0"/>
+            </w:pPr>
+            <w:r>
+              <w:rPr>
+                <w:rFonts w:ascii="Calibri" w:cs="Calibri" w:eastAsia="Calibri" w:hAnsi="Calibri"/>
+                <w:color w:val="374151"/>
+                <w:sz w:val="19"/>
+                <w:szCs w:val="19"/>
+              </w:rPr>
+              <w:t xml:space="preserve">0.64</w:t>
             </w:r>
           </w:p>
         </w:tc>
@@ -9287,7 +9497,7 @@
       <w:tr>
         <w:tc>
           <w:tcPr>
-            <w:tcW w:type="dxa" w:w="1800"/>
+            <w:tcW w:type="dxa" w:w="1197"/>
             <w:shd w:fill="F3F4F6" w:color="auto" w:val="clear"/>
             <w:tcMar>
               <w:top w:type="dxa" w:w="60"/>
@@ -9313,7 +9523,7 @@
         </w:tc>
         <w:tc>
           <w:tcPr>
-            <w:tcW w:type="dxa" w:w="2600"/>
+            <w:tcW w:type="dxa" w:w="1895"/>
             <w:shd w:fill="F3F4F6" w:color="auto" w:val="clear"/>
             <w:tcMar>
               <w:top w:type="dxa" w:w="60"/>
@@ -9339,7 +9549,7 @@
         </w:tc>
         <w:tc>
           <w:tcPr>
-            <w:tcW w:type="dxa" w:w="2600"/>
+            <w:tcW w:type="dxa" w:w="1895"/>
             <w:shd w:fill="F3F4F6" w:color="auto" w:val="clear"/>
             <w:tcMar>
               <w:top w:type="dxa" w:w="60"/>
@@ -9365,7 +9575,7 @@
         </w:tc>
         <w:tc>
           <w:tcPr>
-            <w:tcW w:type="dxa" w:w="2026"/>
+            <w:tcW w:type="dxa" w:w="1297"/>
             <w:shd w:fill="F3F4F6" w:color="auto" w:val="clear"/>
             <w:tcMar>
               <w:top w:type="dxa" w:w="60"/>
@@ -9386,6 +9596,58 @@
                 <w:szCs w:val="19"/>
               </w:rPr>
               <w:t xml:space="preserve">+0.30</w:t>
+            </w:r>
+          </w:p>
+        </w:tc>
+        <w:tc>
+          <w:tcPr>
+            <w:tcW w:type="dxa" w:w="1346"/>
+            <w:shd w:fill="F3F4F6" w:color="auto" w:val="clear"/>
+            <w:tcMar>
+              <w:top w:type="dxa" w:w="60"/>
+              <w:left w:type="dxa" w:w="100"/>
+              <w:bottom w:type="dxa" w:w="60"/>
+              <w:right w:type="dxa" w:w="100"/>
+            </w:tcMar>
+          </w:tcPr>
+          <w:p>
+            <w:pPr>
+              <w:spacing w:after="0"/>
+            </w:pPr>
+            <w:r>
+              <w:rPr>
+                <w:rFonts w:ascii="Calibri" w:cs="Calibri" w:eastAsia="Calibri" w:hAnsi="Calibri"/>
+                <w:color w:val="374151"/>
+                <w:sz w:val="19"/>
+                <w:szCs w:val="19"/>
+              </w:rPr>
+              <w:t xml:space="preserve">0.17</w:t>
+            </w:r>
+          </w:p>
+        </w:tc>
+        <w:tc>
+          <w:tcPr>
+            <w:tcW w:type="dxa" w:w="1396"/>
+            <w:shd w:fill="F3F4F6" w:color="auto" w:val="clear"/>
+            <w:tcMar>
+              <w:top w:type="dxa" w:w="60"/>
+              <w:left w:type="dxa" w:w="100"/>
+              <w:bottom w:type="dxa" w:w="60"/>
+              <w:right w:type="dxa" w:w="100"/>
+            </w:tcMar>
+          </w:tcPr>
+          <w:p>
+            <w:pPr>
+              <w:spacing w:after="0"/>
+            </w:pPr>
+            <w:r>
+              <w:rPr>
+                <w:rFonts w:ascii="Calibri" w:cs="Calibri" w:eastAsia="Calibri" w:hAnsi="Calibri"/>
+                <w:color w:val="374151"/>
+                <w:sz w:val="19"/>
+                <w:szCs w:val="19"/>
+              </w:rPr>
+              <w:t xml:space="preserve">0.19</w:t>
             </w:r>
           </w:p>
         </w:tc>
@@ -9393,7 +9655,7 @@
       <w:tr>
         <w:tc>
           <w:tcPr>
-            <w:tcW w:type="dxa" w:w="1800"/>
+            <w:tcW w:type="dxa" w:w="1197"/>
             <w:tcMar>
               <w:top w:type="dxa" w:w="60"/>
               <w:left w:type="dxa" w:w="100"/>
@@ -9418,7 +9680,7 @@
         </w:tc>
         <w:tc>
           <w:tcPr>
-            <w:tcW w:type="dxa" w:w="2600"/>
+            <w:tcW w:type="dxa" w:w="1895"/>
             <w:tcMar>
               <w:top w:type="dxa" w:w="60"/>
               <w:left w:type="dxa" w:w="100"/>
@@ -9443,7 +9705,7 @@
         </w:tc>
         <w:tc>
           <w:tcPr>
-            <w:tcW w:type="dxa" w:w="2600"/>
+            <w:tcW w:type="dxa" w:w="1895"/>
             <w:tcMar>
               <w:top w:type="dxa" w:w="60"/>
               <w:left w:type="dxa" w:w="100"/>
@@ -9468,7 +9730,7 @@
         </w:tc>
         <w:tc>
           <w:tcPr>
-            <w:tcW w:type="dxa" w:w="2026"/>
+            <w:tcW w:type="dxa" w:w="1297"/>
             <w:tcMar>
               <w:top w:type="dxa" w:w="60"/>
               <w:left w:type="dxa" w:w="100"/>
@@ -9488,6 +9750,56 @@
                 <w:szCs w:val="19"/>
               </w:rPr>
               <w:t xml:space="preserve">+0.24</w:t>
+            </w:r>
+          </w:p>
+        </w:tc>
+        <w:tc>
+          <w:tcPr>
+            <w:tcW w:type="dxa" w:w="1346"/>
+            <w:tcMar>
+              <w:top w:type="dxa" w:w="60"/>
+              <w:left w:type="dxa" w:w="100"/>
+              <w:bottom w:type="dxa" w:w="60"/>
+              <w:right w:type="dxa" w:w="100"/>
+            </w:tcMar>
+          </w:tcPr>
+          <w:p>
+            <w:pPr>
+              <w:spacing w:after="0"/>
+            </w:pPr>
+            <w:r>
+              <w:rPr>
+                <w:rFonts w:ascii="Calibri" w:cs="Calibri" w:eastAsia="Calibri" w:hAnsi="Calibri"/>
+                <w:color w:val="374151"/>
+                <w:sz w:val="19"/>
+                <w:szCs w:val="19"/>
+              </w:rPr>
+              <w:t xml:space="preserve">0.29</w:t>
+            </w:r>
+          </w:p>
+        </w:tc>
+        <w:tc>
+          <w:tcPr>
+            <w:tcW w:type="dxa" w:w="1396"/>
+            <w:tcMar>
+              <w:top w:type="dxa" w:w="60"/>
+              <w:left w:type="dxa" w:w="100"/>
+              <w:bottom w:type="dxa" w:w="60"/>
+              <w:right w:type="dxa" w:w="100"/>
+            </w:tcMar>
+          </w:tcPr>
+          <w:p>
+            <w:pPr>
+              <w:spacing w:after="0"/>
+            </w:pPr>
+            <w:r>
+              <w:rPr>
+                <w:rFonts w:ascii="Calibri" w:cs="Calibri" w:eastAsia="Calibri" w:hAnsi="Calibri"/>
+                <w:color w:val="374151"/>
+                <w:sz w:val="19"/>
+                <w:szCs w:val="19"/>
+              </w:rPr>
+              <w:t xml:space="preserve">0.30</w:t>
             </w:r>
           </w:p>
         </w:tc>
@@ -9495,7 +9807,7 @@
       <w:tr>
         <w:tc>
           <w:tcPr>
-            <w:tcW w:type="dxa" w:w="1800"/>
+            <w:tcW w:type="dxa" w:w="1197"/>
             <w:shd w:fill="F3F4F6" w:color="auto" w:val="clear"/>
             <w:tcMar>
               <w:top w:type="dxa" w:w="60"/>
@@ -9521,7 +9833,7 @@
         </w:tc>
         <w:tc>
           <w:tcPr>
-            <w:tcW w:type="dxa" w:w="2600"/>
+            <w:tcW w:type="dxa" w:w="1895"/>
             <w:shd w:fill="F3F4F6" w:color="auto" w:val="clear"/>
             <w:tcMar>
               <w:top w:type="dxa" w:w="60"/>
@@ -9547,7 +9859,7 @@
         </w:tc>
         <w:tc>
           <w:tcPr>
-            <w:tcW w:type="dxa" w:w="2600"/>
+            <w:tcW w:type="dxa" w:w="1895"/>
             <w:shd w:fill="F3F4F6" w:color="auto" w:val="clear"/>
             <w:tcMar>
               <w:top w:type="dxa" w:w="60"/>
@@ -9573,7 +9885,7 @@
         </w:tc>
         <w:tc>
           <w:tcPr>
-            <w:tcW w:type="dxa" w:w="2026"/>
+            <w:tcW w:type="dxa" w:w="1297"/>
             <w:shd w:fill="F3F4F6" w:color="auto" w:val="clear"/>
             <w:tcMar>
               <w:top w:type="dxa" w:w="60"/>
@@ -9594,6 +9906,58 @@
                 <w:szCs w:val="19"/>
               </w:rPr>
               <w:t xml:space="preserve">+0.22</w:t>
+            </w:r>
+          </w:p>
+        </w:tc>
+        <w:tc>
+          <w:tcPr>
+            <w:tcW w:type="dxa" w:w="1346"/>
+            <w:shd w:fill="F3F4F6" w:color="auto" w:val="clear"/>
+            <w:tcMar>
+              <w:top w:type="dxa" w:w="60"/>
+              <w:left w:type="dxa" w:w="100"/>
+              <w:bottom w:type="dxa" w:w="60"/>
+              <w:right w:type="dxa" w:w="100"/>
+            </w:tcMar>
+          </w:tcPr>
+          <w:p>
+            <w:pPr>
+              <w:spacing w:after="0"/>
+            </w:pPr>
+            <w:r>
+              <w:rPr>
+                <w:rFonts w:ascii="Calibri" w:cs="Calibri" w:eastAsia="Calibri" w:hAnsi="Calibri"/>
+                <w:color w:val="374151"/>
+                <w:sz w:val="19"/>
+                <w:szCs w:val="19"/>
+              </w:rPr>
+              <w:t xml:space="preserve">0.31</w:t>
+            </w:r>
+          </w:p>
+        </w:tc>
+        <w:tc>
+          <w:tcPr>
+            <w:tcW w:type="dxa" w:w="1396"/>
+            <w:shd w:fill="F3F4F6" w:color="auto" w:val="clear"/>
+            <w:tcMar>
+              <w:top w:type="dxa" w:w="60"/>
+              <w:left w:type="dxa" w:w="100"/>
+              <w:bottom w:type="dxa" w:w="60"/>
+              <w:right w:type="dxa" w:w="100"/>
+            </w:tcMar>
+          </w:tcPr>
+          <w:p>
+            <w:pPr>
+              <w:spacing w:after="0"/>
+            </w:pPr>
+            <w:r>
+              <w:rPr>
+                <w:rFonts w:ascii="Calibri" w:cs="Calibri" w:eastAsia="Calibri" w:hAnsi="Calibri"/>
+                <w:color w:val="374151"/>
+                <w:sz w:val="19"/>
+                <w:szCs w:val="19"/>
+              </w:rPr>
+              <w:t xml:space="preserve">0.36</w:t>
             </w:r>
           </w:p>
         </w:tc>
@@ -9610,7 +9974,877 @@
           <w:sz w:val="21"/>
           <w:szCs w:val="21"/>
         </w:rPr>
-        <w:t xml:space="preserve">Correlation with the equity benchmark rises for all six assets without exception when that benchmark is in its worst decile of daily performance. The diversification benefit implied by the full-sample figure therefore weakens in precisely the conditions under which a hedge would be most valuable. This is the principal empirical finding of the study, and it is only visible because the sample was split by regime; a single coefficient conceals it entirely.</w:t>
+        <w:t xml:space="preserve">The pattern is not statistically significant, and this report does not claim it as a finding. Against a Fisher z-test on the difference of correlations, and against a 5,000-draw permutation test that reshuffles which days are labelled stressed, no asset reaches p &lt; 0.17. Every stressed correlation carries a 95% confidence interval that comfortably contains zero — BTC’s is approximately [−0.33, +0.46]. Twenty-five observations cannot separate this pattern from noise.</w:t>
+      </w:r>
+    </w:p>
+    <w:p>
+      <w:pPr>
+        <w:spacing w:after="120" w:line="276"/>
+      </w:pPr>
+      <w:r>
+        <w:rPr>
+          <w:rFonts w:ascii="Calibri" w:cs="Calibri" w:eastAsia="Calibri" w:hAnsi="Calibri"/>
+          <w:color w:val="374151"/>
+          <w:sz w:val="21"/>
+          <w:szCs w:val="21"/>
+        </w:rPr>
+        <w:t xml:space="preserve">Consistency across the six assets does not repair that. The six correlate between 0.65 and 0.90 with one another over this window, and BTC with ETH at 0.90; they are near-substitutes rather than independent instruments. Six agreeing signs measured on the same twenty-five days is closer to one observation repeated than to six confirmations, and it should not be read as corroboration.</w:t>
+      </w:r>
+    </w:p>
+    <w:p>
+      <w:pPr>
+        <w:spacing w:after="120" w:line="276"/>
+      </w:pPr>
+      <w:r>
+        <w:rPr>
+          <w:rFonts w:ascii="Calibri" w:cs="Calibri" w:eastAsia="Calibri" w:hAnsi="Calibri"/>
+          <w:color w:val="374151"/>
+          <w:sz w:val="21"/>
+          <w:szCs w:val="21"/>
+        </w:rPr>
+        <w:t xml:space="preserve">The pattern is also unstable with respect to the history window, which the user selects freely:</w:t>
+      </w:r>
+    </w:p>
+    <w:tbl>
+      <w:tblPr>
+        <w:tblW w:type="dxa" w:w="9026"/>
+        <w:tblBorders>
+          <w:top w:val="single" w:color="D1D5DB" w:sz="4"/>
+          <w:left w:val="single" w:color="D1D5DB" w:sz="4"/>
+          <w:bottom w:val="single" w:color="D1D5DB" w:sz="4"/>
+          <w:right w:val="single" w:color="D1D5DB" w:sz="4"/>
+          <w:insideH w:val="single" w:color="E5E7EB" w:sz="2"/>
+          <w:insideV w:val="single" w:color="E5E7EB" w:sz="2"/>
+        </w:tblBorders>
+      </w:tblPr>
+      <w:tblGrid>
+        <w:gridCol w:w="1197"/>
+        <w:gridCol w:w="1695"/>
+        <w:gridCol w:w="1695"/>
+        <w:gridCol w:w="1496"/>
+        <w:gridCol w:w="1596"/>
+        <w:gridCol w:w="1346"/>
+      </w:tblGrid>
+      <w:tr>
+        <w:trPr>
+          <w:tblHeader/>
+        </w:trPr>
+        <w:tc>
+          <w:tcPr>
+            <w:tcW w:type="dxa" w:w="1197"/>
+            <w:shd w:fill="1F4E9E" w:color="auto" w:val="clear"/>
+            <w:tcMar>
+              <w:top w:type="dxa" w:w="60"/>
+              <w:left w:type="dxa" w:w="100"/>
+              <w:bottom w:type="dxa" w:w="60"/>
+              <w:right w:type="dxa" w:w="100"/>
+            </w:tcMar>
+          </w:tcPr>
+          <w:p>
+            <w:pPr>
+              <w:spacing w:after="0"/>
+            </w:pPr>
+            <w:r>
+              <w:rPr>
+                <w:rFonts w:ascii="Calibri" w:cs="Calibri" w:eastAsia="Calibri" w:hAnsi="Calibri"/>
+                <w:b/>
+                <w:bCs/>
+                <w:color w:val="FFFFFF"/>
+                <w:sz w:val="19"/>
+                <w:szCs w:val="19"/>
+              </w:rPr>
+              <w:t xml:space="preserve">Window</w:t>
+            </w:r>
+          </w:p>
+        </w:tc>
+        <w:tc>
+          <w:tcPr>
+            <w:tcW w:type="dxa" w:w="1695"/>
+            <w:shd w:fill="1F4E9E" w:color="auto" w:val="clear"/>
+            <w:tcMar>
+              <w:top w:type="dxa" w:w="60"/>
+              <w:left w:type="dxa" w:w="100"/>
+              <w:bottom w:type="dxa" w:w="60"/>
+              <w:right w:type="dxa" w:w="100"/>
+            </w:tcMar>
+          </w:tcPr>
+          <w:p>
+            <w:pPr>
+              <w:spacing w:after="0"/>
+            </w:pPr>
+            <w:r>
+              <w:rPr>
+                <w:rFonts w:ascii="Calibri" w:cs="Calibri" w:eastAsia="Calibri" w:hAnsi="Calibri"/>
+                <w:b/>
+                <w:bCs/>
+                <w:color w:val="FFFFFF"/>
+                <w:sz w:val="19"/>
+                <w:szCs w:val="19"/>
+              </w:rPr>
+              <w:t xml:space="preserve">Aligned days</w:t>
+            </w:r>
+          </w:p>
+        </w:tc>
+        <w:tc>
+          <w:tcPr>
+            <w:tcW w:type="dxa" w:w="1695"/>
+            <w:shd w:fill="1F4E9E" w:color="auto" w:val="clear"/>
+            <w:tcMar>
+              <w:top w:type="dxa" w:w="60"/>
+              <w:left w:type="dxa" w:w="100"/>
+              <w:bottom w:type="dxa" w:w="60"/>
+              <w:right w:type="dxa" w:w="100"/>
+            </w:tcMar>
+          </w:tcPr>
+          <w:p>
+            <w:pPr>
+              <w:spacing w:after="0"/>
+            </w:pPr>
+            <w:r>
+              <w:rPr>
+                <w:rFonts w:ascii="Calibri" w:cs="Calibri" w:eastAsia="Calibri" w:hAnsi="Calibri"/>
+                <w:b/>
+                <w:bCs/>
+                <w:color w:val="FFFFFF"/>
+                <w:sz w:val="19"/>
+                <w:szCs w:val="19"/>
+              </w:rPr>
+              <w:t xml:space="preserve">Stressed days</w:t>
+            </w:r>
+          </w:p>
+        </w:tc>
+        <w:tc>
+          <w:tcPr>
+            <w:tcW w:type="dxa" w:w="1496"/>
+            <w:shd w:fill="1F4E9E" w:color="auto" w:val="clear"/>
+            <w:tcMar>
+              <w:top w:type="dxa" w:w="60"/>
+              <w:left w:type="dxa" w:w="100"/>
+              <w:bottom w:type="dxa" w:w="60"/>
+              <w:right w:type="dxa" w:w="100"/>
+            </w:tcMar>
+          </w:tcPr>
+          <w:p>
+            <w:pPr>
+              <w:spacing w:after="0"/>
+            </w:pPr>
+            <w:r>
+              <w:rPr>
+                <w:rFonts w:ascii="Calibri" w:cs="Calibri" w:eastAsia="Calibri" w:hAnsi="Calibri"/>
+                <w:b/>
+                <w:bCs/>
+                <w:color w:val="FFFFFF"/>
+                <w:sz w:val="19"/>
+                <w:szCs w:val="19"/>
+              </w:rPr>
+              <w:t xml:space="preserve">BTC calm</w:t>
+            </w:r>
+          </w:p>
+        </w:tc>
+        <w:tc>
+          <w:tcPr>
+            <w:tcW w:type="dxa" w:w="1596"/>
+            <w:shd w:fill="1F4E9E" w:color="auto" w:val="clear"/>
+            <w:tcMar>
+              <w:top w:type="dxa" w:w="60"/>
+              <w:left w:type="dxa" w:w="100"/>
+              <w:bottom w:type="dxa" w:w="60"/>
+              <w:right w:type="dxa" w:w="100"/>
+            </w:tcMar>
+          </w:tcPr>
+          <w:p>
+            <w:pPr>
+              <w:spacing w:after="0"/>
+            </w:pPr>
+            <w:r>
+              <w:rPr>
+                <w:rFonts w:ascii="Calibri" w:cs="Calibri" w:eastAsia="Calibri" w:hAnsi="Calibri"/>
+                <w:b/>
+                <w:bCs/>
+                <w:color w:val="FFFFFF"/>
+                <w:sz w:val="19"/>
+                <w:szCs w:val="19"/>
+              </w:rPr>
+              <w:t xml:space="preserve">BTC stressed</w:t>
+            </w:r>
+          </w:p>
+        </w:tc>
+        <w:tc>
+          <w:tcPr>
+            <w:tcW w:type="dxa" w:w="1346"/>
+            <w:shd w:fill="1F4E9E" w:color="auto" w:val="clear"/>
+            <w:tcMar>
+              <w:top w:type="dxa" w:w="60"/>
+              <w:left w:type="dxa" w:w="100"/>
+              <w:bottom w:type="dxa" w:w="60"/>
+              <w:right w:type="dxa" w:w="100"/>
+            </w:tcMar>
+          </w:tcPr>
+          <w:p>
+            <w:pPr>
+              <w:spacing w:after="0"/>
+            </w:pPr>
+            <w:r>
+              <w:rPr>
+                <w:rFonts w:ascii="Calibri" w:cs="Calibri" w:eastAsia="Calibri" w:hAnsi="Calibri"/>
+                <w:b/>
+                <w:bCs/>
+                <w:color w:val="FFFFFF"/>
+                <w:sz w:val="19"/>
+                <w:szCs w:val="19"/>
+              </w:rPr>
+              <w:t xml:space="preserve">Change</w:t>
+            </w:r>
+          </w:p>
+        </w:tc>
+      </w:tr>
+      <w:tr>
+        <w:tc>
+          <w:tcPr>
+            <w:tcW w:type="dxa" w:w="1197"/>
+            <w:tcMar>
+              <w:top w:type="dxa" w:w="60"/>
+              <w:left w:type="dxa" w:w="100"/>
+              <w:bottom w:type="dxa" w:w="60"/>
+              <w:right w:type="dxa" w:w="100"/>
+            </w:tcMar>
+          </w:tcPr>
+          <w:p>
+            <w:pPr>
+              <w:spacing w:after="0"/>
+            </w:pPr>
+            <w:r>
+              <w:rPr>
+                <w:rFonts w:ascii="Calibri" w:cs="Calibri" w:eastAsia="Calibri" w:hAnsi="Calibri"/>
+                <w:color w:val="374151"/>
+                <w:sz w:val="19"/>
+                <w:szCs w:val="19"/>
+              </w:rPr>
+              <w:t xml:space="preserve">90</w:t>
+            </w:r>
+          </w:p>
+        </w:tc>
+        <w:tc>
+          <w:tcPr>
+            <w:tcW w:type="dxa" w:w="1695"/>
+            <w:tcMar>
+              <w:top w:type="dxa" w:w="60"/>
+              <w:left w:type="dxa" w:w="100"/>
+              <w:bottom w:type="dxa" w:w="60"/>
+              <w:right w:type="dxa" w:w="100"/>
+            </w:tcMar>
+          </w:tcPr>
+          <w:p>
+            <w:pPr>
+              <w:spacing w:after="0"/>
+            </w:pPr>
+            <w:r>
+              <w:rPr>
+                <w:rFonts w:ascii="Calibri" w:cs="Calibri" w:eastAsia="Calibri" w:hAnsi="Calibri"/>
+                <w:color w:val="374151"/>
+                <w:sz w:val="19"/>
+                <w:szCs w:val="19"/>
+              </w:rPr>
+              <w:t xml:space="preserve">62</w:t>
+            </w:r>
+          </w:p>
+        </w:tc>
+        <w:tc>
+          <w:tcPr>
+            <w:tcW w:type="dxa" w:w="1695"/>
+            <w:tcMar>
+              <w:top w:type="dxa" w:w="60"/>
+              <w:left w:type="dxa" w:w="100"/>
+              <w:bottom w:type="dxa" w:w="60"/>
+              <w:right w:type="dxa" w:w="100"/>
+            </w:tcMar>
+          </w:tcPr>
+          <w:p>
+            <w:pPr>
+              <w:spacing w:after="0"/>
+            </w:pPr>
+            <w:r>
+              <w:rPr>
+                <w:rFonts w:ascii="Calibri" w:cs="Calibri" w:eastAsia="Calibri" w:hAnsi="Calibri"/>
+                <w:color w:val="374151"/>
+                <w:sz w:val="19"/>
+                <w:szCs w:val="19"/>
+              </w:rPr>
+              <w:t xml:space="preserve">7</w:t>
+            </w:r>
+          </w:p>
+        </w:tc>
+        <w:tc>
+          <w:tcPr>
+            <w:tcW w:type="dxa" w:w="1496"/>
+            <w:tcMar>
+              <w:top w:type="dxa" w:w="60"/>
+              <w:left w:type="dxa" w:w="100"/>
+              <w:bottom w:type="dxa" w:w="60"/>
+              <w:right w:type="dxa" w:w="100"/>
+            </w:tcMar>
+          </w:tcPr>
+          <w:p>
+            <w:pPr>
+              <w:spacing w:after="0"/>
+            </w:pPr>
+            <w:r>
+              <w:rPr>
+                <w:rFonts w:ascii="Calibri" w:cs="Calibri" w:eastAsia="Calibri" w:hAnsi="Calibri"/>
+                <w:color w:val="374151"/>
+                <w:sz w:val="19"/>
+                <w:szCs w:val="19"/>
+              </w:rPr>
+              <w:t xml:space="preserve">+0.18</w:t>
+            </w:r>
+          </w:p>
+        </w:tc>
+        <w:tc>
+          <w:tcPr>
+            <w:tcW w:type="dxa" w:w="1596"/>
+            <w:tcMar>
+              <w:top w:type="dxa" w:w="60"/>
+              <w:left w:type="dxa" w:w="100"/>
+              <w:bottom w:type="dxa" w:w="60"/>
+              <w:right w:type="dxa" w:w="100"/>
+            </w:tcMar>
+          </w:tcPr>
+          <w:p>
+            <w:pPr>
+              <w:spacing w:after="0"/>
+            </w:pPr>
+            <w:r>
+              <w:rPr>
+                <w:rFonts w:ascii="Calibri" w:cs="Calibri" w:eastAsia="Calibri" w:hAnsi="Calibri"/>
+                <w:color w:val="374151"/>
+                <w:sz w:val="19"/>
+                <w:szCs w:val="19"/>
+              </w:rPr>
+              <w:t xml:space="preserve">+0.43</w:t>
+            </w:r>
+          </w:p>
+        </w:tc>
+        <w:tc>
+          <w:tcPr>
+            <w:tcW w:type="dxa" w:w="1346"/>
+            <w:tcMar>
+              <w:top w:type="dxa" w:w="60"/>
+              <w:left w:type="dxa" w:w="100"/>
+              <w:bottom w:type="dxa" w:w="60"/>
+              <w:right w:type="dxa" w:w="100"/>
+            </w:tcMar>
+          </w:tcPr>
+          <w:p>
+            <w:pPr>
+              <w:spacing w:after="0"/>
+            </w:pPr>
+            <w:r>
+              <w:rPr>
+                <w:rFonts w:ascii="Calibri" w:cs="Calibri" w:eastAsia="Calibri" w:hAnsi="Calibri"/>
+                <w:color w:val="374151"/>
+                <w:sz w:val="19"/>
+                <w:szCs w:val="19"/>
+              </w:rPr>
+              <w:t xml:space="preserve">+0.25</w:t>
+            </w:r>
+          </w:p>
+        </w:tc>
+      </w:tr>
+      <w:tr>
+        <w:tc>
+          <w:tcPr>
+            <w:tcW w:type="dxa" w:w="1197"/>
+            <w:shd w:fill="F3F4F6" w:color="auto" w:val="clear"/>
+            <w:tcMar>
+              <w:top w:type="dxa" w:w="60"/>
+              <w:left w:type="dxa" w:w="100"/>
+              <w:bottom w:type="dxa" w:w="60"/>
+              <w:right w:type="dxa" w:w="100"/>
+            </w:tcMar>
+          </w:tcPr>
+          <w:p>
+            <w:pPr>
+              <w:spacing w:after="0"/>
+            </w:pPr>
+            <w:r>
+              <w:rPr>
+                <w:rFonts w:ascii="Calibri" w:cs="Calibri" w:eastAsia="Calibri" w:hAnsi="Calibri"/>
+                <w:color w:val="374151"/>
+                <w:sz w:val="19"/>
+                <w:szCs w:val="19"/>
+              </w:rPr>
+              <w:t xml:space="preserve">180</w:t>
+            </w:r>
+          </w:p>
+        </w:tc>
+        <w:tc>
+          <w:tcPr>
+            <w:tcW w:type="dxa" w:w="1695"/>
+            <w:shd w:fill="F3F4F6" w:color="auto" w:val="clear"/>
+            <w:tcMar>
+              <w:top w:type="dxa" w:w="60"/>
+              <w:left w:type="dxa" w:w="100"/>
+              <w:bottom w:type="dxa" w:w="60"/>
+              <w:right w:type="dxa" w:w="100"/>
+            </w:tcMar>
+          </w:tcPr>
+          <w:p>
+            <w:pPr>
+              <w:spacing w:after="0"/>
+            </w:pPr>
+            <w:r>
+              <w:rPr>
+                <w:rFonts w:ascii="Calibri" w:cs="Calibri" w:eastAsia="Calibri" w:hAnsi="Calibri"/>
+                <w:color w:val="374151"/>
+                <w:sz w:val="19"/>
+                <w:szCs w:val="19"/>
+              </w:rPr>
+              <w:t xml:space="preserve">123</w:t>
+            </w:r>
+          </w:p>
+        </w:tc>
+        <w:tc>
+          <w:tcPr>
+            <w:tcW w:type="dxa" w:w="1695"/>
+            <w:shd w:fill="F3F4F6" w:color="auto" w:val="clear"/>
+            <w:tcMar>
+              <w:top w:type="dxa" w:w="60"/>
+              <w:left w:type="dxa" w:w="100"/>
+              <w:bottom w:type="dxa" w:w="60"/>
+              <w:right w:type="dxa" w:w="100"/>
+            </w:tcMar>
+          </w:tcPr>
+          <w:p>
+            <w:pPr>
+              <w:spacing w:after="0"/>
+            </w:pPr>
+            <w:r>
+              <w:rPr>
+                <w:rFonts w:ascii="Calibri" w:cs="Calibri" w:eastAsia="Calibri" w:hAnsi="Calibri"/>
+                <w:color w:val="374151"/>
+                <w:sz w:val="19"/>
+                <w:szCs w:val="19"/>
+              </w:rPr>
+              <w:t xml:space="preserve">13</w:t>
+            </w:r>
+          </w:p>
+        </w:tc>
+        <w:tc>
+          <w:tcPr>
+            <w:tcW w:type="dxa" w:w="1496"/>
+            <w:shd w:fill="F3F4F6" w:color="auto" w:val="clear"/>
+            <w:tcMar>
+              <w:top w:type="dxa" w:w="60"/>
+              <w:left w:type="dxa" w:w="100"/>
+              <w:bottom w:type="dxa" w:w="60"/>
+              <w:right w:type="dxa" w:w="100"/>
+            </w:tcMar>
+          </w:tcPr>
+          <w:p>
+            <w:pPr>
+              <w:spacing w:after="0"/>
+            </w:pPr>
+            <w:r>
+              <w:rPr>
+                <w:rFonts w:ascii="Calibri" w:cs="Calibri" w:eastAsia="Calibri" w:hAnsi="Calibri"/>
+                <w:color w:val="374151"/>
+                <w:sz w:val="19"/>
+                <w:szCs w:val="19"/>
+              </w:rPr>
+              <w:t xml:space="preserve">−0.04</w:t>
+            </w:r>
+          </w:p>
+        </w:tc>
+        <w:tc>
+          <w:tcPr>
+            <w:tcW w:type="dxa" w:w="1596"/>
+            <w:shd w:fill="F3F4F6" w:color="auto" w:val="clear"/>
+            <w:tcMar>
+              <w:top w:type="dxa" w:w="60"/>
+              <w:left w:type="dxa" w:w="100"/>
+              <w:bottom w:type="dxa" w:w="60"/>
+              <w:right w:type="dxa" w:w="100"/>
+            </w:tcMar>
+          </w:tcPr>
+          <w:p>
+            <w:pPr>
+              <w:spacing w:after="0"/>
+            </w:pPr>
+            <w:r>
+              <w:rPr>
+                <w:rFonts w:ascii="Calibri" w:cs="Calibri" w:eastAsia="Calibri" w:hAnsi="Calibri"/>
+                <w:color w:val="374151"/>
+                <w:sz w:val="19"/>
+                <w:szCs w:val="19"/>
+              </w:rPr>
+              <w:t xml:space="preserve">+0.53</w:t>
+            </w:r>
+          </w:p>
+        </w:tc>
+        <w:tc>
+          <w:tcPr>
+            <w:tcW w:type="dxa" w:w="1346"/>
+            <w:shd w:fill="F3F4F6" w:color="auto" w:val="clear"/>
+            <w:tcMar>
+              <w:top w:type="dxa" w:w="60"/>
+              <w:left w:type="dxa" w:w="100"/>
+              <w:bottom w:type="dxa" w:w="60"/>
+              <w:right w:type="dxa" w:w="100"/>
+            </w:tcMar>
+          </w:tcPr>
+          <w:p>
+            <w:pPr>
+              <w:spacing w:after="0"/>
+            </w:pPr>
+            <w:r>
+              <w:rPr>
+                <w:rFonts w:ascii="Calibri" w:cs="Calibri" w:eastAsia="Calibri" w:hAnsi="Calibri"/>
+                <w:color w:val="374151"/>
+                <w:sz w:val="19"/>
+                <w:szCs w:val="19"/>
+              </w:rPr>
+              <w:t xml:space="preserve">+0.57</w:t>
+            </w:r>
+          </w:p>
+        </w:tc>
+      </w:tr>
+      <w:tr>
+        <w:tc>
+          <w:tcPr>
+            <w:tcW w:type="dxa" w:w="1197"/>
+            <w:tcMar>
+              <w:top w:type="dxa" w:w="60"/>
+              <w:left w:type="dxa" w:w="100"/>
+              <w:bottom w:type="dxa" w:w="60"/>
+              <w:right w:type="dxa" w:w="100"/>
+            </w:tcMar>
+          </w:tcPr>
+          <w:p>
+            <w:pPr>
+              <w:spacing w:after="0"/>
+            </w:pPr>
+            <w:r>
+              <w:rPr>
+                <w:rFonts w:ascii="Calibri" w:cs="Calibri" w:eastAsia="Calibri" w:hAnsi="Calibri"/>
+                <w:color w:val="374151"/>
+                <w:sz w:val="19"/>
+                <w:szCs w:val="19"/>
+              </w:rPr>
+              <w:t xml:space="preserve">270</w:t>
+            </w:r>
+          </w:p>
+        </w:tc>
+        <w:tc>
+          <w:tcPr>
+            <w:tcW w:type="dxa" w:w="1695"/>
+            <w:tcMar>
+              <w:top w:type="dxa" w:w="60"/>
+              <w:left w:type="dxa" w:w="100"/>
+              <w:bottom w:type="dxa" w:w="60"/>
+              <w:right w:type="dxa" w:w="100"/>
+            </w:tcMar>
+          </w:tcPr>
+          <w:p>
+            <w:pPr>
+              <w:spacing w:after="0"/>
+            </w:pPr>
+            <w:r>
+              <w:rPr>
+                <w:rFonts w:ascii="Calibri" w:cs="Calibri" w:eastAsia="Calibri" w:hAnsi="Calibri"/>
+                <w:color w:val="374151"/>
+                <w:sz w:val="19"/>
+                <w:szCs w:val="19"/>
+              </w:rPr>
+              <w:t xml:space="preserve">183</w:t>
+            </w:r>
+          </w:p>
+        </w:tc>
+        <w:tc>
+          <w:tcPr>
+            <w:tcW w:type="dxa" w:w="1695"/>
+            <w:tcMar>
+              <w:top w:type="dxa" w:w="60"/>
+              <w:left w:type="dxa" w:w="100"/>
+              <w:bottom w:type="dxa" w:w="60"/>
+              <w:right w:type="dxa" w:w="100"/>
+            </w:tcMar>
+          </w:tcPr>
+          <w:p>
+            <w:pPr>
+              <w:spacing w:after="0"/>
+            </w:pPr>
+            <w:r>
+              <w:rPr>
+                <w:rFonts w:ascii="Calibri" w:cs="Calibri" w:eastAsia="Calibri" w:hAnsi="Calibri"/>
+                <w:color w:val="374151"/>
+                <w:sz w:val="19"/>
+                <w:szCs w:val="19"/>
+              </w:rPr>
+              <w:t xml:space="preserve">19</w:t>
+            </w:r>
+          </w:p>
+        </w:tc>
+        <w:tc>
+          <w:tcPr>
+            <w:tcW w:type="dxa" w:w="1496"/>
+            <w:tcMar>
+              <w:top w:type="dxa" w:w="60"/>
+              <w:left w:type="dxa" w:w="100"/>
+              <w:bottom w:type="dxa" w:w="60"/>
+              <w:right w:type="dxa" w:w="100"/>
+            </w:tcMar>
+          </w:tcPr>
+          <w:p>
+            <w:pPr>
+              <w:spacing w:after="0"/>
+            </w:pPr>
+            <w:r>
+              <w:rPr>
+                <w:rFonts w:ascii="Calibri" w:cs="Calibri" w:eastAsia="Calibri" w:hAnsi="Calibri"/>
+                <w:color w:val="374151"/>
+                <w:sz w:val="19"/>
+                <w:szCs w:val="19"/>
+              </w:rPr>
+              <w:t xml:space="preserve">−0.08</w:t>
+            </w:r>
+          </w:p>
+        </w:tc>
+        <w:tc>
+          <w:tcPr>
+            <w:tcW w:type="dxa" w:w="1596"/>
+            <w:tcMar>
+              <w:top w:type="dxa" w:w="60"/>
+              <w:left w:type="dxa" w:w="100"/>
+              <w:bottom w:type="dxa" w:w="60"/>
+              <w:right w:type="dxa" w:w="100"/>
+            </w:tcMar>
+          </w:tcPr>
+          <w:p>
+            <w:pPr>
+              <w:spacing w:after="0"/>
+            </w:pPr>
+            <w:r>
+              <w:rPr>
+                <w:rFonts w:ascii="Calibri" w:cs="Calibri" w:eastAsia="Calibri" w:hAnsi="Calibri"/>
+                <w:color w:val="374151"/>
+                <w:sz w:val="19"/>
+                <w:szCs w:val="19"/>
+              </w:rPr>
+              <w:t xml:space="preserve">+0.31</w:t>
+            </w:r>
+          </w:p>
+        </w:tc>
+        <w:tc>
+          <w:tcPr>
+            <w:tcW w:type="dxa" w:w="1346"/>
+            <w:tcMar>
+              <w:top w:type="dxa" w:w="60"/>
+              <w:left w:type="dxa" w:w="100"/>
+              <w:bottom w:type="dxa" w:w="60"/>
+              <w:right w:type="dxa" w:w="100"/>
+            </w:tcMar>
+          </w:tcPr>
+          <w:p>
+            <w:pPr>
+              <w:spacing w:after="0"/>
+            </w:pPr>
+            <w:r>
+              <w:rPr>
+                <w:rFonts w:ascii="Calibri" w:cs="Calibri" w:eastAsia="Calibri" w:hAnsi="Calibri"/>
+                <w:color w:val="374151"/>
+                <w:sz w:val="19"/>
+                <w:szCs w:val="19"/>
+              </w:rPr>
+              <w:t xml:space="preserve">+0.39</w:t>
+            </w:r>
+          </w:p>
+        </w:tc>
+      </w:tr>
+      <w:tr>
+        <w:tc>
+          <w:tcPr>
+            <w:tcW w:type="dxa" w:w="1197"/>
+            <w:shd w:fill="F3F4F6" w:color="auto" w:val="clear"/>
+            <w:tcMar>
+              <w:top w:type="dxa" w:w="60"/>
+              <w:left w:type="dxa" w:w="100"/>
+              <w:bottom w:type="dxa" w:w="60"/>
+              <w:right w:type="dxa" w:w="100"/>
+            </w:tcMar>
+          </w:tcPr>
+          <w:p>
+            <w:pPr>
+              <w:spacing w:after="0"/>
+            </w:pPr>
+            <w:r>
+              <w:rPr>
+                <w:rFonts w:ascii="Calibri" w:cs="Calibri" w:eastAsia="Calibri" w:hAnsi="Calibri"/>
+                <w:color w:val="374151"/>
+                <w:sz w:val="19"/>
+                <w:szCs w:val="19"/>
+              </w:rPr>
+              <w:t xml:space="preserve">365</w:t>
+            </w:r>
+          </w:p>
+        </w:tc>
+        <w:tc>
+          <w:tcPr>
+            <w:tcW w:type="dxa" w:w="1695"/>
+            <w:shd w:fill="F3F4F6" w:color="auto" w:val="clear"/>
+            <w:tcMar>
+              <w:top w:type="dxa" w:w="60"/>
+              <w:left w:type="dxa" w:w="100"/>
+              <w:bottom w:type="dxa" w:w="60"/>
+              <w:right w:type="dxa" w:w="100"/>
+            </w:tcMar>
+          </w:tcPr>
+          <w:p>
+            <w:pPr>
+              <w:spacing w:after="0"/>
+            </w:pPr>
+            <w:r>
+              <w:rPr>
+                <w:rFonts w:ascii="Calibri" w:cs="Calibri" w:eastAsia="Calibri" w:hAnsi="Calibri"/>
+                <w:color w:val="374151"/>
+                <w:sz w:val="19"/>
+                <w:szCs w:val="19"/>
+              </w:rPr>
+              <w:t xml:space="preserve">249</w:t>
+            </w:r>
+          </w:p>
+        </w:tc>
+        <w:tc>
+          <w:tcPr>
+            <w:tcW w:type="dxa" w:w="1695"/>
+            <w:shd w:fill="F3F4F6" w:color="auto" w:val="clear"/>
+            <w:tcMar>
+              <w:top w:type="dxa" w:w="60"/>
+              <w:left w:type="dxa" w:w="100"/>
+              <w:bottom w:type="dxa" w:w="60"/>
+              <w:right w:type="dxa" w:w="100"/>
+            </w:tcMar>
+          </w:tcPr>
+          <w:p>
+            <w:pPr>
+              <w:spacing w:after="0"/>
+            </w:pPr>
+            <w:r>
+              <w:rPr>
+                <w:rFonts w:ascii="Calibri" w:cs="Calibri" w:eastAsia="Calibri" w:hAnsi="Calibri"/>
+                <w:color w:val="374151"/>
+                <w:sz w:val="19"/>
+                <w:szCs w:val="19"/>
+              </w:rPr>
+              <w:t xml:space="preserve">25</w:t>
+            </w:r>
+          </w:p>
+        </w:tc>
+        <w:tc>
+          <w:tcPr>
+            <w:tcW w:type="dxa" w:w="1496"/>
+            <w:shd w:fill="F3F4F6" w:color="auto" w:val="clear"/>
+            <w:tcMar>
+              <w:top w:type="dxa" w:w="60"/>
+              <w:left w:type="dxa" w:w="100"/>
+              <w:bottom w:type="dxa" w:w="60"/>
+              <w:right w:type="dxa" w:w="100"/>
+            </w:tcMar>
+          </w:tcPr>
+          <w:p>
+            <w:pPr>
+              <w:spacing w:after="0"/>
+            </w:pPr>
+            <w:r>
+              <w:rPr>
+                <w:rFonts w:ascii="Calibri" w:cs="Calibri" w:eastAsia="Calibri" w:hAnsi="Calibri"/>
+                <w:color w:val="374151"/>
+                <w:sz w:val="19"/>
+                <w:szCs w:val="19"/>
+              </w:rPr>
+              <w:t xml:space="preserve">−0.07</w:t>
+            </w:r>
+          </w:p>
+        </w:tc>
+        <w:tc>
+          <w:tcPr>
+            <w:tcW w:type="dxa" w:w="1596"/>
+            <w:shd w:fill="F3F4F6" w:color="auto" w:val="clear"/>
+            <w:tcMar>
+              <w:top w:type="dxa" w:w="60"/>
+              <w:left w:type="dxa" w:w="100"/>
+              <w:bottom w:type="dxa" w:w="60"/>
+              <w:right w:type="dxa" w:w="100"/>
+            </w:tcMar>
+          </w:tcPr>
+          <w:p>
+            <w:pPr>
+              <w:spacing w:after="0"/>
+            </w:pPr>
+            <w:r>
+              <w:rPr>
+                <w:rFonts w:ascii="Calibri" w:cs="Calibri" w:eastAsia="Calibri" w:hAnsi="Calibri"/>
+                <w:color w:val="374151"/>
+                <w:sz w:val="19"/>
+                <w:szCs w:val="19"/>
+              </w:rPr>
+              <w:t xml:space="preserve">+0.08</w:t>
+            </w:r>
+          </w:p>
+        </w:tc>
+        <w:tc>
+          <w:tcPr>
+            <w:tcW w:type="dxa" w:w="1346"/>
+            <w:shd w:fill="F3F4F6" w:color="auto" w:val="clear"/>
+            <w:tcMar>
+              <w:top w:type="dxa" w:w="60"/>
+              <w:left w:type="dxa" w:w="100"/>
+              <w:bottom w:type="dxa" w:w="60"/>
+              <w:right w:type="dxa" w:w="100"/>
+            </w:tcMar>
+          </w:tcPr>
+          <w:p>
+            <w:pPr>
+              <w:spacing w:after="0"/>
+            </w:pPr>
+            <w:r>
+              <w:rPr>
+                <w:rFonts w:ascii="Calibri" w:cs="Calibri" w:eastAsia="Calibri" w:hAnsi="Calibri"/>
+                <w:color w:val="374151"/>
+                <w:sz w:val="19"/>
+                <w:szCs w:val="19"/>
+              </w:rPr>
+              <w:t xml:space="preserve">+0.15</w:t>
+            </w:r>
+          </w:p>
+        </w:tc>
+      </w:tr>
+    </w:tbl>
+    <w:p>
+      <w:pPr>
+        <w:spacing w:after="120" w:line="276"/>
+      </w:pPr>
+      <w:r>
+        <w:rPr>
+          <w:rFonts w:ascii="Calibri" w:cs="Calibri" w:eastAsia="Calibri" w:hAnsi="Calibri"/>
+          <w:color w:val="374151"/>
+          <w:sz w:val="21"/>
+          <w:szCs w:val="21"/>
+        </w:rPr>
+        <w:t xml:space="preserve">Bitcoin’s stressed correlation ranges from +0.08 to +0.53 across these windows — a sevenfold spread driven only by how much history is loaded. At the shortest window the estimate rests on seven observations, and the system now withholds any regime correlation computed on fewer than twenty (config.MIN_REGIME_OBSERVATIONS) rather than presenting a figure that cannot support its own decimal places.</w:t>
+      </w:r>
+    </w:p>
+    <w:p>
+      <w:pPr>
+        <w:spacing w:after="120" w:line="276"/>
+      </w:pPr>
+      <w:r>
+        <w:rPr>
+          <w:rFonts w:ascii="Calibri" w:cs="Calibri" w:eastAsia="Calibri" w:hAnsi="Calibri"/>
+          <w:color w:val="374151"/>
+          <w:sz w:val="21"/>
+          <w:szCs w:val="21"/>
+        </w:rPr>
+        <w:t xml:space="preserve">What can be said is this: the direction of the effect is what theory and the March 2020 episode both predict, it is consistent in sign across every asset examined, and it is worth testing on a longer sample. It is a hypothesis this study is not powered to settle, not a result.</w:t>
       </w:r>
     </w:p>
     <w:p>
@@ -9641,7 +10875,35 @@
           <w:sz w:val="21"/>
           <w:szCs w:val="21"/>
         </w:rPr>
-        <w:t xml:space="preserve">The selected ARIMA specification does not outperform the naive random-walk baseline on held-out data. This is the expected outcome for daily cryptocurrency returns, which are close to unpredictable, and the dashboard states it in plain language rather than presenting a forecast line without context. The forecast interval is accordingly presented as a range of plausible outcomes rather than a price target.</w:t>
+        <w:t xml:space="preserve">The selected ARIMA specification does not outperform the naive random-walk baseline on held-out data. For Bitcoin the result is stronger than that: order selection by AIC chooses (0, 1, 0), which *is* a random walk. Model and baseline are then mathematically identical — maximum absolute difference between their predictions is zero and the skill score is exactly 0.000000. The thirty-day projection for Bitcoin is therefore a flat line with a widening interval, and no autoregressive or moving-average structure was found worth fitting.</w:t>
+      </w:r>
+    </w:p>
+    <w:p>
+      <w:pPr>
+        <w:spacing w:after="120" w:line="276"/>
+      </w:pPr>
+      <w:r>
+        <w:rPr>
+          <w:rFonts w:ascii="Calibri" w:cs="Calibri" w:eastAsia="Calibri" w:hAnsi="Calibri"/>
+          <w:color w:val="374151"/>
+          <w:sz w:val="21"/>
+          <w:szCs w:val="21"/>
+        </w:rPr>
+        <w:t xml:space="preserve">Other assets select non-trivial orders — ETH (2,1,0), SOL, XRP and ADA (2,1,2) — and every one of them posts negative skill. Across the six, the honest summary is that first differences of log price carry no structure this model class can exploit, which is the expected outcome for daily cryptocurrency returns.</w:t>
+      </w:r>
+    </w:p>
+    <w:p>
+      <w:pPr>
+        <w:spacing w:after="120" w:line="276"/>
+      </w:pPr>
+      <w:r>
+        <w:rPr>
+          <w:rFonts w:ascii="Calibri" w:cs="Calibri" w:eastAsia="Calibri" w:hAnsi="Calibri"/>
+          <w:color w:val="374151"/>
+          <w:sz w:val="21"/>
+          <w:szCs w:val="21"/>
+        </w:rPr>
+        <w:t xml:space="preserve">The dashboard states this in plain language rather than presenting a forecast line without context, and the interval is offered as a range of plausible outcomes rather than a price target.</w:t>
       </w:r>
     </w:p>
     <w:p>
@@ -9872,7 +11134,7 @@
                 <w:sz w:val="19"/>
                 <w:szCs w:val="19"/>
               </w:rPr>
-              <w:t xml:space="preserve">46.9%</w:t>
+              <w:t xml:space="preserve">47.7%</w:t>
             </w:r>
           </w:p>
         </w:tc>
@@ -9922,7 +11184,7 @@
                 <w:sz w:val="19"/>
                 <w:szCs w:val="19"/>
               </w:rPr>
-              <w:t xml:space="preserve">−3.5%</w:t>
+              <w:t xml:space="preserve">−2.7%</w:t>
             </w:r>
           </w:p>
         </w:tc>
@@ -9947,7 +11209,7 @@
                 <w:sz w:val="19"/>
                 <w:szCs w:val="19"/>
               </w:rPr>
-              <w:t xml:space="preserve">0.462</w:t>
+              <w:t xml:space="preserve">0.465</w:t>
             </w:r>
           </w:p>
         </w:tc>
@@ -10001,7 +11263,7 @@
                 <w:sz w:val="19"/>
                 <w:szCs w:val="19"/>
               </w:rPr>
-              <w:t xml:space="preserve">43.8%</w:t>
+              <w:t xml:space="preserve">46.9%</w:t>
             </w:r>
           </w:p>
         </w:tc>
@@ -10053,7 +11315,7 @@
                 <w:sz w:val="19"/>
                 <w:szCs w:val="19"/>
               </w:rPr>
-              <w:t xml:space="preserve">−6.5%</w:t>
+              <w:t xml:space="preserve">−3.5%</w:t>
             </w:r>
           </w:p>
         </w:tc>
@@ -10079,7 +11341,7 @@
                 <w:sz w:val="19"/>
                 <w:szCs w:val="19"/>
               </w:rPr>
-              <w:t xml:space="preserve">0.453</w:t>
+              <w:t xml:space="preserve">0.466</w:t>
             </w:r>
           </w:p>
         </w:tc>
@@ -10131,7 +11393,7 @@
                 <w:sz w:val="19"/>
                 <w:szCs w:val="19"/>
               </w:rPr>
-              <w:t xml:space="preserve">49.2%</w:t>
+              <w:t xml:space="preserve">43.5%</w:t>
             </w:r>
           </w:p>
         </w:tc>
@@ -10181,7 +11443,7 @@
                 <w:sz w:val="19"/>
                 <w:szCs w:val="19"/>
               </w:rPr>
-              <w:t xml:space="preserve">−1.2%</w:t>
+              <w:t xml:space="preserve">−6.9%</w:t>
             </w:r>
           </w:p>
         </w:tc>
@@ -10206,7 +11468,7 @@
                 <w:sz w:val="19"/>
                 <w:szCs w:val="19"/>
               </w:rPr>
-              <w:t xml:space="preserve">0.491</w:t>
+              <w:t xml:space="preserve">0.452</w:t>
             </w:r>
           </w:p>
         </w:tc>
@@ -10260,7 +11522,7 @@
                 <w:sz w:val="19"/>
                 <w:szCs w:val="19"/>
               </w:rPr>
-              <w:t xml:space="preserve">53.5%</w:t>
+              <w:t xml:space="preserve">53.8%</w:t>
             </w:r>
           </w:p>
         </w:tc>
@@ -10312,7 +11574,7 @@
                 <w:sz w:val="19"/>
                 <w:szCs w:val="19"/>
               </w:rPr>
-              <w:t xml:space="preserve">+3.1%</w:t>
+              <w:t xml:space="preserve">+3.5%</w:t>
             </w:r>
           </w:p>
         </w:tc>
@@ -10338,7 +11600,7 @@
                 <w:sz w:val="19"/>
                 <w:szCs w:val="19"/>
               </w:rPr>
-              <w:t xml:space="preserve">0.523</w:t>
+              <w:t xml:space="preserve">0.519</w:t>
             </w:r>
           </w:p>
         </w:tc>
@@ -10390,7 +11652,7 @@
                 <w:sz w:val="19"/>
                 <w:szCs w:val="19"/>
               </w:rPr>
-              <w:t xml:space="preserve">52.3%</w:t>
+              <w:t xml:space="preserve">50.8%</w:t>
             </w:r>
           </w:p>
         </w:tc>
@@ -10440,7 +11702,7 @@
                 <w:sz w:val="19"/>
                 <w:szCs w:val="19"/>
               </w:rPr>
-              <w:t xml:space="preserve">+1.9%</w:t>
+              <w:t xml:space="preserve">+0.4%</w:t>
             </w:r>
           </w:p>
         </w:tc>
@@ -10465,7 +11727,7 @@
                 <w:sz w:val="19"/>
                 <w:szCs w:val="19"/>
               </w:rPr>
-              <w:t xml:space="preserve">0.554</w:t>
+              <w:t xml:space="preserve">0.516</w:t>
             </w:r>
           </w:p>
         </w:tc>
@@ -10482,7 +11744,7 @@
           <w:sz w:val="21"/>
           <w:szCs w:val="21"/>
         </w:rPr>
-        <w:t xml:space="preserve">No feature set produces a lift that can be relied upon. Only the macroeconomic block exceeds the base rate by a meaningful margin, at 3.1 percentage points, and on a sample of this size that is a hypothesis warranting more data rather than a finding. The sentiment and on-chain blocks do not improve on technical features alone.</w:t>
+        <w:t xml:space="preserve">No feature set produces a lift that can be relied upon. Only the macroeconomic block exceeds the base rate by a meaningful margin, at 3.5 percentage points on 260 held-out days, and at that sample size the figure is a hypothesis warranting more data rather than a finding. The sentiment and on-chain blocks do not improve on technical features alone; both score below the base rate.</w:t>
       </w:r>
     </w:p>
     <w:p>
@@ -10497,6 +11759,20 @@
           <w:szCs w:val="21"/>
         </w:rPr>
         <w:t xml:space="preserve">This is reported as a result. Daily direction in these assets is not recoverable from these inputs at this sample size, which is consistent with efficient-market expectations and with what most published attempts find once validation is conducted without look-ahead.</w:t>
+      </w:r>
+    </w:p>
+    <w:p>
+      <w:pPr>
+        <w:spacing w:after="120" w:line="276"/>
+      </w:pPr>
+      <w:r>
+        <w:rPr>
+          <w:rFonts w:ascii="Calibri" w:cs="Calibri" w:eastAsia="Calibri" w:hAnsi="Calibri"/>
+          <w:color w:val="374151"/>
+          <w:sz w:val="21"/>
+          <w:szCs w:val="21"/>
+        </w:rPr>
+        <w:t xml:space="preserve">Every figure in this section is reproducible from the cached responses distributed with the system. Running the ablation against that cache returns the table above.</w:t>
       </w:r>
     </w:p>
     <w:p>
@@ -10608,7 +11884,7 @@
           <w:sz w:val="21"/>
           <w:szCs w:val="21"/>
         </w:rPr>
-        <w:t xml:space="preserve">The stress regime contains 25 observations. The direction of the regime effect is consistent across all six assets, which strengthens the finding, but the magnitude for any individual asset carries wide uncertainty.</w:t>
+        <w:t xml:space="preserve">The regime effect is not statistically significant. On 25 stressed observations no asset reaches p &lt; 0.17 under either a Fisher z-test or a permutation test, and every stressed correlation’s confidence interval contains zero. It is a directional hypothesis, not a result.</w:t>
       </w:r>
     </w:p>
     <w:p>
@@ -10627,24 +11903,7 @@
           <w:sz w:val="21"/>
           <w:szCs w:val="21"/>
         </w:rPr>
-        <w:t xml:space="preserve">Results describe a single observation window that was predominantly a declining market, and should not be generalised to other market conditions.</w:t>
-      </w:r>
-    </w:p>
-    <w:p>
-      <w:pPr>
-        <w:pStyle w:val="Heading1"/>
-        <w:spacing w:after="160" w:before="320"/>
-      </w:pPr>
-      <w:r>
-        <w:rPr>
-          <w:rFonts w:ascii="Calibri" w:cs="Calibri" w:eastAsia="Calibri" w:hAnsi="Calibri"/>
-          <w:b/>
-          <w:bCs/>
-          <w:color w:val="1F4E9E"/>
-          <w:sz w:val="30"/>
-          <w:szCs w:val="30"/>
-        </w:rPr>
-        <w:t xml:space="preserve">12. Future Scope</w:t>
+        <w:t xml:space="preserve">Consistency across the six assets is not independent evidence. They correlate 0.65 to 0.90 with one another, so six agreeing signs on the same 25 days is close to one observation repeated.</w:t>
       </w:r>
     </w:p>
     <w:p>
@@ -10663,7 +11922,7 @@
           <w:sz w:val="21"/>
           <w:szCs w:val="21"/>
         </w:rPr>
-        <w:t xml:space="preserve">Extend price history beyond one year using an alternative provider, enabling analysis across a complete market cycle.</w:t>
+        <w:t xml:space="preserve">The regime estimate is unstable across the history window: Bitcoin’s stressed correlation ranges from +0.08 to +0.53 depending only on how much history is loaded.</w:t>
       </w:r>
     </w:p>
     <w:p>
@@ -10682,7 +11941,24 @@
           <w:sz w:val="21"/>
           <w:szCs w:val="21"/>
         </w:rPr>
-        <w:t xml:space="preserve">Incorporate exchange inflow and outflow, which are more directly informative about supply pressure than transaction counts.</w:t>
+        <w:t xml:space="preserve">Results describe a single observation window that was predominantly a declining market, and should not be generalised to other market conditions.</w:t>
+      </w:r>
+    </w:p>
+    <w:p>
+      <w:pPr>
+        <w:pStyle w:val="Heading1"/>
+        <w:spacing w:after="160" w:before="320"/>
+      </w:pPr>
+      <w:r>
+        <w:rPr>
+          <w:rFonts w:ascii="Calibri" w:cs="Calibri" w:eastAsia="Calibri" w:hAnsi="Calibri"/>
+          <w:b/>
+          <w:bCs/>
+          <w:color w:val="1F4E9E"/>
+          <w:sz w:val="30"/>
+          <w:szCs w:val="30"/>
+        </w:rPr>
+        <w:t xml:space="preserve">12. Future Scope</w:t>
       </w:r>
     </w:p>
     <w:p>
@@ -10701,7 +11977,7 @@
           <w:sz w:val="21"/>
           <w:szCs w:val="21"/>
         </w:rPr>
-        <w:t xml:space="preserve">Replace the composite sentiment index with natural-language processing over social media text.</w:t>
+        <w:t xml:space="preserve">Extend price history beyond one year using an alternative provider, enabling analysis across a complete market cycle.</w:t>
       </w:r>
     </w:p>
     <w:p>
@@ -10720,7 +11996,7 @@
           <w:sz w:val="21"/>
           <w:szCs w:val="21"/>
         </w:rPr>
-        <w:t xml:space="preserve">Extend GARCH to asymmetric specifications, which capture the tendency of volatility to respond more strongly to declines than to advances.</w:t>
+        <w:t xml:space="preserve">Incorporate exchange inflow and outflow, which are more directly informative about supply pressure than transaction counts.</w:t>
       </w:r>
     </w:p>
     <w:p>
@@ -10739,7 +12015,7 @@
           <w:sz w:val="21"/>
           <w:szCs w:val="21"/>
         </w:rPr>
-        <w:t xml:space="preserve">Add portfolio-level analytics: efficient frontier construction, risk parity weighting, and position sizing derived from the existing risk measures.</w:t>
+        <w:t xml:space="preserve">Replace the composite sentiment index with natural-language processing over social media text.</w:t>
       </w:r>
     </w:p>
     <w:p>
@@ -10758,6 +12034,44 @@
           <w:sz w:val="21"/>
           <w:szCs w:val="21"/>
         </w:rPr>
+        <w:t xml:space="preserve">Extend GARCH to asymmetric specifications, which capture the tendency of volatility to respond more strongly to declines than to advances.</w:t>
+      </w:r>
+    </w:p>
+    <w:p>
+      <w:pPr>
+        <w:pStyle w:val="ListParagraph"/>
+        <w:numPr>
+          <w:ilvl w:val="0"/>
+          <w:numId w:val="2"/>
+        </w:numPr>
+        <w:spacing w:after="80" w:line="276"/>
+      </w:pPr>
+      <w:r>
+        <w:rPr>
+          <w:rFonts w:ascii="Calibri" w:cs="Calibri" w:eastAsia="Calibri" w:hAnsi="Calibri"/>
+          <w:color w:val="374151"/>
+          <w:sz w:val="21"/>
+          <w:szCs w:val="21"/>
+        </w:rPr>
+        <w:t xml:space="preserve">Add portfolio-level analytics: efficient frontier construction, risk parity weighting, and position sizing derived from the existing risk measures.</w:t>
+      </w:r>
+    </w:p>
+    <w:p>
+      <w:pPr>
+        <w:pStyle w:val="ListParagraph"/>
+        <w:numPr>
+          <w:ilvl w:val="0"/>
+          <w:numId w:val="2"/>
+        </w:numPr>
+        <w:spacing w:after="80" w:line="276"/>
+      </w:pPr>
+      <w:r>
+        <w:rPr>
+          <w:rFonts w:ascii="Calibri" w:cs="Calibri" w:eastAsia="Calibri" w:hAnsi="Calibri"/>
+          <w:color w:val="374151"/>
+          <w:sz w:val="21"/>
+          <w:szCs w:val="21"/>
+        </w:rPr>
         <w:t xml:space="preserve">Formalise stationarity testing and automatic model-order selection diagnostics.</w:t>
       </w:r>
     </w:p>
@@ -10789,7 +12103,7 @@
           <w:sz w:val="21"/>
           <w:szCs w:val="21"/>
         </w:rPr>
-        <w:t xml:space="preserve">The system meets the objectives set out at the start of this report. Five heterogeneous data sources are consolidated into a single pipeline with centralised preprocessing and transparent quality reporting. Volatility and downside risk are quantified using standard measures, with volatility clustering modelled explicitly. Market-cycle phases are identified by explainable rules whose basis is reported alongside every label. The relationship between digital and traditional assets is measured, and — more usefully — is shown to change under market stress.</w:t>
+        <w:t xml:space="preserve">The system meets the objectives set out at the start of this report. Five heterogeneous data sources are consolidated into a single pipeline with centralised preprocessing and transparent quality reporting. Volatility and downside risk are quantified using standard measures, with volatility clustering modelled explicitly. Market-cycle phases are identified by explainable rules whose basis is reported alongside every label. The relationship between digital and traditional assets is measured both across the full sample and separately under market stress.</w:t>
       </w:r>
     </w:p>
     <w:p>
@@ -10803,7 +12117,7 @@
           <w:sz w:val="21"/>
           <w:szCs w:val="21"/>
         </w:rPr>
-        <w:t xml:space="preserve">The most substantive empirical finding is that the diversification benefit apparently offered by cryptocurrency is regime-dependent. Full-sample correlations against traditional assets are near zero, but correlation with the equity benchmark rises for all six digital assets during the benchmark's worst-performing days. An investor relying on the full-sample figure would be assuming protection that weakens exactly when it is needed.</w:t>
+        <w:t xml:space="preserve">The most interesting observation is that the diversification benefit apparently offered by cryptocurrency may be regime-dependent. Full-sample correlations against traditional assets are near zero, while correlation with the equity benchmark is higher for all six digital assets during the benchmark’s worst-performing days. The direction of that effect matches both theory and the March 2020 episode.</w:t>
       </w:r>
     </w:p>
     <w:p>
@@ -10817,7 +12131,35 @@
           <w:sz w:val="21"/>
           <w:szCs w:val="21"/>
         </w:rPr>
-        <w:t xml:space="preserve">The forecasting and classification components are equally informative in the negative. Neither the ARIMA model nor the supervised classifier beats its baseline, and the system reports this directly. A tool intended to support investment decisions is more useful when it distinguishes what it can establish from what it cannot, and the validation methodology adopted here — time-ordered splits, baselines that are difficult to beat by accident, and explicit skill scores — is what makes that distinction credible.</w:t>
+        <w:t xml:space="preserve">It is stated here as a hypothesis rather than a finding, because the evidence does not support more. Twenty-five stressed observations yield p-values between 0.17 and 0.64, confidence intervals that all contain zero, and an estimate that varies sevenfold with the history window selected. The six assets are mutually correlated at 0.65 to 0.90, so their agreement is not six independent confirmations. Establishing the effect would require a longer sample spanning more than one stress episode — which the free data tier’s one-year limit does not permit.</w:t>
+      </w:r>
+    </w:p>
+    <w:p>
+      <w:pPr>
+        <w:spacing w:after="120" w:line="276"/>
+      </w:pPr>
+      <w:r>
+        <w:rPr>
+          <w:rFonts w:ascii="Calibri" w:cs="Calibri" w:eastAsia="Calibri" w:hAnsi="Calibri"/>
+          <w:color w:val="374151"/>
+          <w:sz w:val="21"/>
+          <w:szCs w:val="21"/>
+        </w:rPr>
+        <w:t xml:space="preserve">The forecasting and classification components are informative in the negative. ARIMA order selection on Bitcoin returns (0, 1, 0) — a random walk — so for the primary asset the model and the baseline are the same object and the skill score is exactly zero. The direction classifier shows no lift outside the noise, and the sentiment and on-chain feature blocks score below the base rate. Both outcomes are reported directly.</w:t>
+      </w:r>
+    </w:p>
+    <w:p>
+      <w:pPr>
+        <w:spacing w:after="120" w:line="276"/>
+      </w:pPr>
+      <w:r>
+        <w:rPr>
+          <w:rFonts w:ascii="Calibri" w:cs="Calibri" w:eastAsia="Calibri" w:hAnsi="Calibri"/>
+          <w:color w:val="374151"/>
+          <w:sz w:val="21"/>
+          <w:szCs w:val="21"/>
+        </w:rPr>
+        <w:t xml:space="preserve">A tool intended to support investment decisions is more useful when it separates what it can establish from what it cannot. The validation methodology adopted here — time-ordered splits, baselines that are difficult to beat by accident, explicit skill scores, and significance testing on the one result the study might otherwise have overclaimed — is what makes that separation credible.</w:t>
       </w:r>
     </w:p>
     <w:p>
